--- a/docs/PromptBreaker_AI_Synopsis.docx
+++ b/docs/PromptBreaker_AI_Synopsis.docx
@@ -2,6 +2,247 @@
 <file path=word/document.xml><?xml version="1.0" encoding="utf-8"?>
 <w:document xmlns:wpc="http://schemas.microsoft.com/office/word/2010/wordprocessingCanvas" xmlns:cx="http://schemas.microsoft.com/office/drawing/2014/chartex" xmlns:cx1="http://schemas.microsoft.com/office/drawing/2015/9/8/chartex" xmlns:cx2="http://schemas.microsoft.com/office/drawing/2015/10/21/chartex" xmlns:cx3="http://schemas.microsoft.com/office/drawing/2016/5/9/chartex" xmlns:cx4="http://schemas.microsoft.com/office/drawing/2016/5/10/chartex" xmlns:cx5="http://schemas.microsoft.com/office/drawing/2016/5/11/chartex" xmlns:cx6="http://schemas.microsoft.com/office/drawing/2016/5/12/chartex" xmlns:cx7="http://schemas.microsoft.com/office/drawing/2016/5/13/chartex" xmlns:cx8="http://schemas.microsoft.com/office/drawing/2016/5/14/chartex" xmlns:mc="http://schemas.openxmlformats.org/markup-compatibility/2006" xmlns:aink="http://schemas.microsoft.com/office/drawing/2016/ink" xmlns:am3d="http://schemas.microsoft.com/office/drawing/2017/model3d" xmlns:o="urn:schemas-microsoft-com:office:office" xmlns:oel="http://schemas.microsoft.com/office/2019/extlst" xmlns:r="http://schemas.openxmlformats.org/officeDocument/2006/relationships" xmlns:m="http://schemas.openxmlformats.org/officeDocument/2006/math" xmlns:v="urn:schemas-microsoft-com:vml" xmlns:wp14="http://schemas.microsoft.com/office/word/2010/wordprocessingDrawing" xmlns:wp="http://schemas.openxmlformats.org/drawingml/2006/wordprocessingDrawing" xmlns:w10="urn:schemas-microsoft-com:office:word" xmlns:w="http://schemas.openxmlformats.org/wordprocessingml/2006/main" xmlns:w14="http://schemas.microsoft.com/office/word/2010/wordml" xmlns:w15="http://schemas.microsoft.com/office/word/2012/wordml" xmlns:w16cex="http://schemas.microsoft.com/office/word/2018/wordml/cex" xmlns:w16cid="http://schemas.microsoft.com/office/word/2016/wordml/cid" xmlns:w16="http://schemas.microsoft.com/office/word/2018/wordml" xmlns:w16du="http://schemas.microsoft.com/office/word/2023/wordml/word16du" xmlns:w16sdtdh="http://schemas.microsoft.com/office/word/2020/wordml/sdtdatahash" xmlns:w16sdtfl="http://schemas.microsoft.com/office/word/2024/wordml/sdtformatlock" xmlns:w16se="http://schemas.microsoft.com/office/word/2015/wordml/symex" xmlns:wpg="http://schemas.microsoft.com/office/word/2010/wordprocessingGroup" xmlns:wpi="http://schemas.microsoft.com/office/word/2010/wordprocessingInk" xmlns:wne="http://schemas.microsoft.com/office/word/2006/wordml" xmlns:wps="http://schemas.microsoft.com/office/word/2010/wordprocessingShape" mc:Ignorable="w14 w15 w16se w16cid w16 w16cex w16sdtdh w16sdtfl w16du wp14">
   <w:body>
+    <w:p/>
+    <w:p/>
+    <w:p>
+      <w:pPr>
+        <w:jc w:val="center"/>
+      </w:pPr>
+      <w:r>
+        <w:rPr>
+          <w:rFonts w:ascii="Times New Roman" w:hAnsi="Times New Roman"/>
+          <w:b w:val="0"/>
+          <w:i w:val="0"/>
+          <w:sz w:val="24"/>
+        </w:rPr>
+        <w:t>____________________________________________________________</w:t>
+      </w:r>
+    </w:p>
+    <w:p/>
+    <w:p>
+      <w:pPr>
+        <w:jc w:val="center"/>
+      </w:pPr>
+      <w:r>
+        <w:rPr>
+          <w:rFonts w:ascii="Times New Roman" w:hAnsi="Times New Roman"/>
+          <w:b/>
+          <w:i w:val="0"/>
+          <w:sz w:val="28"/>
+        </w:rPr>
+        <w:t>DEPARTMENT OF COMPUTER ENGINEERING</w:t>
+      </w:r>
+    </w:p>
+    <w:p/>
+    <w:p/>
+    <w:p>
+      <w:pPr>
+        <w:jc w:val="center"/>
+      </w:pPr>
+      <w:r>
+        <w:rPr>
+          <w:rFonts w:ascii="Times New Roman" w:hAnsi="Times New Roman"/>
+          <w:b/>
+          <w:i w:val="0"/>
+          <w:sz w:val="32"/>
+        </w:rPr>
+        <w:t>MAJOR PROJECT SYNOPSIS</w:t>
+      </w:r>
+    </w:p>
+    <w:p/>
+    <w:p>
+      <w:pPr>
+        <w:jc w:val="center"/>
+      </w:pPr>
+      <w:r>
+        <w:rPr>
+          <w:rFonts w:ascii="Times New Roman" w:hAnsi="Times New Roman"/>
+          <w:b w:val="0"/>
+          <w:i w:val="0"/>
+          <w:sz w:val="24"/>
+        </w:rPr>
+        <w:t>ON</w:t>
+      </w:r>
+    </w:p>
+    <w:p/>
+    <w:p>
+      <w:pPr>
+        <w:jc w:val="center"/>
+      </w:pPr>
+      <w:r>
+        <w:rPr>
+          <w:rFonts w:ascii="Times New Roman" w:hAnsi="Times New Roman"/>
+          <w:b/>
+          <w:i w:val="0"/>
+          <w:sz w:val="36"/>
+        </w:rPr>
+        <w:t>PromptBreaker AI</w:t>
+      </w:r>
+    </w:p>
+    <w:p>
+      <w:pPr>
+        <w:jc w:val="center"/>
+      </w:pPr>
+      <w:r>
+        <w:rPr>
+          <w:rFonts w:ascii="Times New Roman" w:hAnsi="Times New Roman"/>
+          <w:b w:val="0"/>
+          <w:i/>
+          <w:sz w:val="26"/>
+        </w:rPr>
+        <w:t>Adversarial Security Assessment Engine for Large Language Models</w:t>
+      </w:r>
+    </w:p>
+    <w:p/>
+    <w:p>
+      <w:pPr>
+        <w:jc w:val="center"/>
+      </w:pPr>
+      <w:r>
+        <w:rPr>
+          <w:rFonts w:ascii="Times New Roman" w:hAnsi="Times New Roman"/>
+          <w:b w:val="0"/>
+          <w:i w:val="0"/>
+          <w:sz w:val="24"/>
+        </w:rPr>
+        <w:t>Submitted in partial fulfillment of the requirements for the award of the degree of</w:t>
+      </w:r>
+    </w:p>
+    <w:p>
+      <w:pPr>
+        <w:jc w:val="center"/>
+      </w:pPr>
+      <w:r>
+        <w:rPr>
+          <w:rFonts w:ascii="Times New Roman" w:hAnsi="Times New Roman"/>
+          <w:b/>
+          <w:i w:val="0"/>
+          <w:sz w:val="24"/>
+        </w:rPr>
+        <w:t>BACHELOR OF ENGINEERING IN COMPUTER ENGINEERING</w:t>
+      </w:r>
+    </w:p>
+    <w:p/>
+    <w:p>
+      <w:pPr>
+        <w:jc w:val="center"/>
+      </w:pPr>
+      <w:r>
+        <w:rPr>
+          <w:rFonts w:ascii="Times New Roman" w:hAnsi="Times New Roman"/>
+          <w:b/>
+          <w:i w:val="0"/>
+          <w:sz w:val="24"/>
+        </w:rPr>
+        <w:t>ACADEMIC YEAR 2026-27</w:t>
+      </w:r>
+    </w:p>
+    <w:p/>
+    <w:p/>
+    <w:p>
+      <w:pPr>
+        <w:jc w:val="center"/>
+      </w:pPr>
+      <w:r>
+        <w:rPr>
+          <w:rFonts w:ascii="Times New Roman" w:hAnsi="Times New Roman"/>
+          <w:b/>
+          <w:i w:val="0"/>
+          <w:sz w:val="24"/>
+        </w:rPr>
+        <w:t>GUIDE</w:t>
+      </w:r>
+    </w:p>
+    <w:p>
+      <w:pPr>
+        <w:jc w:val="center"/>
+      </w:pPr>
+      <w:r>
+        <w:rPr>
+          <w:rFonts w:ascii="Times New Roman" w:hAnsi="Times New Roman"/>
+          <w:b w:val="0"/>
+          <w:i w:val="0"/>
+          <w:sz w:val="24"/>
+        </w:rPr>
+        <w:t>________________________________________</w:t>
+      </w:r>
+    </w:p>
+    <w:p/>
+    <w:p>
+      <w:pPr>
+        <w:jc w:val="center"/>
+      </w:pPr>
+      <w:r>
+        <w:rPr>
+          <w:rFonts w:ascii="Times New Roman" w:hAnsi="Times New Roman"/>
+          <w:b/>
+          <w:i w:val="0"/>
+          <w:sz w:val="24"/>
+        </w:rPr>
+        <w:t>PROJECT MEMBERS</w:t>
+      </w:r>
+    </w:p>
+    <w:p>
+      <w:pPr>
+        <w:jc w:val="center"/>
+      </w:pPr>
+      <w:r>
+        <w:rPr>
+          <w:rFonts w:ascii="Times New Roman" w:hAnsi="Times New Roman"/>
+          <w:b w:val="0"/>
+          <w:i w:val="0"/>
+          <w:sz w:val="24"/>
+        </w:rPr>
+        <w:t>________________________________________</w:t>
+      </w:r>
+    </w:p>
+    <w:p>
+      <w:pPr>
+        <w:jc w:val="center"/>
+      </w:pPr>
+      <w:r>
+        <w:rPr>
+          <w:rFonts w:ascii="Times New Roman" w:hAnsi="Times New Roman"/>
+          <w:b w:val="0"/>
+          <w:i w:val="0"/>
+          <w:sz w:val="24"/>
+        </w:rPr>
+        <w:t>________________________________________</w:t>
+      </w:r>
+    </w:p>
+    <w:p>
+      <w:pPr>
+        <w:jc w:val="center"/>
+      </w:pPr>
+      <w:r>
+        <w:rPr>
+          <w:rFonts w:ascii="Times New Roman" w:hAnsi="Times New Roman"/>
+          <w:b w:val="0"/>
+          <w:i w:val="0"/>
+          <w:sz w:val="24"/>
+        </w:rPr>
+        <w:t>________________________________________</w:t>
+      </w:r>
+    </w:p>
+    <w:p>
+      <w:pPr>
+        <w:jc w:val="center"/>
+      </w:pPr>
+      <w:r>
+        <w:rPr>
+          <w:rFonts w:ascii="Times New Roman" w:hAnsi="Times New Roman"/>
+          <w:b w:val="0"/>
+          <w:i w:val="0"/>
+          <w:sz w:val="24"/>
+        </w:rPr>
+        <w:t>________________________________________</w:t>
+      </w:r>
+    </w:p>
+    <w:p>
+      <w:r>
+        <w:br w:type="page"/>
+      </w:r>
+    </w:p>
     <w:p>
       <w:pPr>
         <w:spacing w:after="240" w:line="360" w:lineRule="auto"/>

--- a/docs/PromptBreaker_AI_Synopsis.docx
+++ b/docs/PromptBreaker_AI_Synopsis.docx
@@ -3625,7 +3625,7 @@
     </w:p>
     <w:sectPr>
       <w:footerReference w:type="default" r:id="rId9"/>
-      <w:headerReference w:type="default" r:id="rId12"/>
+      <w:headerReference w:type="default" r:id="rId8"/>
       <w:pgSz w:w="12240" w:h="15840"/>
       <w:pgMar w:top="1417" w:right="709" w:bottom="709" w:left="1984" w:header="720" w:footer="720" w:gutter="0"/>
       <w:cols w:space="720"/>
